--- a/klagomål/A 433-2026 FSC-klagomål.docx
+++ b/klagomål/A 433-2026 FSC-klagomål.docx
@@ -664,7 +664,7 @@
     <w:r>
       <w:tab/>
       <w:tab/>
-      <w:t>2026-01-08</w:t>
+      <w:t>2026-01-09</w:t>
       <w:br/>
       <w:br/>
     </w:r>

--- a/klagomål/A 433-2026 FSC-klagomål.docx
+++ b/klagomål/A 433-2026 FSC-klagomål.docx
@@ -664,7 +664,7 @@
     <w:r>
       <w:tab/>
       <w:tab/>
-      <w:t>2026-01-09</w:t>
+      <w:t>2026-01-10</w:t>
       <w:br/>
       <w:br/>
     </w:r>

--- a/klagomål/A 433-2026 FSC-klagomål.docx
+++ b/klagomål/A 433-2026 FSC-klagomål.docx
@@ -664,7 +664,7 @@
     <w:r>
       <w:tab/>
       <w:tab/>
-      <w:t>2026-01-10</w:t>
+      <w:t>2026-01-11</w:t>
       <w:br/>
       <w:br/>
     </w:r>

--- a/klagomål/A 433-2026 FSC-klagomål.docx
+++ b/klagomål/A 433-2026 FSC-klagomål.docx
@@ -664,7 +664,7 @@
     <w:r>
       <w:tab/>
       <w:tab/>
-      <w:t>2026-01-11</w:t>
+      <w:t>2026-01-12</w:t>
       <w:br/>
       <w:br/>
     </w:r>

--- a/klagomål/A 433-2026 FSC-klagomål.docx
+++ b/klagomål/A 433-2026 FSC-klagomål.docx
@@ -664,7 +664,7 @@
     <w:r>
       <w:tab/>
       <w:tab/>
-      <w:t>2026-01-12</w:t>
+      <w:t>2026-01-13</w:t>
       <w:br/>
       <w:br/>
     </w:r>

--- a/klagomål/A 433-2026 FSC-klagomål.docx
+++ b/klagomål/A 433-2026 FSC-klagomål.docx
@@ -664,7 +664,7 @@
     <w:r>
       <w:tab/>
       <w:tab/>
-      <w:t>2026-01-13</w:t>
+      <w:t>2026-01-14</w:t>
       <w:br/>
       <w:br/>
     </w:r>

--- a/klagomål/A 433-2026 FSC-klagomål.docx
+++ b/klagomål/A 433-2026 FSC-klagomål.docx
@@ -664,7 +664,7 @@
     <w:r>
       <w:tab/>
       <w:tab/>
-      <w:t>2026-01-14</w:t>
+      <w:t>2026-01-15</w:t>
       <w:br/>
       <w:br/>
     </w:r>

--- a/klagomål/A 433-2026 FSC-klagomål.docx
+++ b/klagomål/A 433-2026 FSC-klagomål.docx
@@ -664,7 +664,7 @@
     <w:r>
       <w:tab/>
       <w:tab/>
-      <w:t>2026-01-15</w:t>
+      <w:t>2026-01-16</w:t>
       <w:br/>
       <w:br/>
     </w:r>

--- a/klagomål/A 433-2026 FSC-klagomål.docx
+++ b/klagomål/A 433-2026 FSC-klagomål.docx
@@ -664,7 +664,7 @@
     <w:r>
       <w:tab/>
       <w:tab/>
-      <w:t>2026-01-16</w:t>
+      <w:t>2026-01-17</w:t>
       <w:br/>
       <w:br/>
     </w:r>

--- a/klagomål/A 433-2026 FSC-klagomål.docx
+++ b/klagomål/A 433-2026 FSC-klagomål.docx
@@ -664,7 +664,7 @@
     <w:r>
       <w:tab/>
       <w:tab/>
-      <w:t>2026-01-17</w:t>
+      <w:t>2026-01-18</w:t>
       <w:br/>
       <w:br/>
     </w:r>

--- a/klagomål/A 433-2026 FSC-klagomål.docx
+++ b/klagomål/A 433-2026 FSC-klagomål.docx
@@ -664,7 +664,7 @@
     <w:r>
       <w:tab/>
       <w:tab/>
-      <w:t>2026-01-18</w:t>
+      <w:t>2026-01-19</w:t>
       <w:br/>
       <w:br/>
     </w:r>

--- a/klagomål/A 433-2026 FSC-klagomål.docx
+++ b/klagomål/A 433-2026 FSC-klagomål.docx
@@ -664,7 +664,7 @@
     <w:r>
       <w:tab/>
       <w:tab/>
-      <w:t>2026-01-19</w:t>
+      <w:t>2026-01-20</w:t>
       <w:br/>
       <w:br/>
     </w:r>

--- a/klagomål/A 433-2026 FSC-klagomål.docx
+++ b/klagomål/A 433-2026 FSC-klagomål.docx
@@ -664,7 +664,7 @@
     <w:r>
       <w:tab/>
       <w:tab/>
-      <w:t>2026-01-20</w:t>
+      <w:t>2026-01-21</w:t>
       <w:br/>
       <w:br/>
     </w:r>

--- a/klagomål/A 433-2026 FSC-klagomål.docx
+++ b/klagomål/A 433-2026 FSC-klagomål.docx
@@ -664,7 +664,7 @@
     <w:r>
       <w:tab/>
       <w:tab/>
-      <w:t>2026-01-21</w:t>
+      <w:t>2026-01-23</w:t>
       <w:br/>
       <w:br/>
     </w:r>

--- a/klagomål/A 433-2026 FSC-klagomål.docx
+++ b/klagomål/A 433-2026 FSC-klagomål.docx
@@ -664,7 +664,7 @@
     <w:r>
       <w:tab/>
       <w:tab/>
-      <w:t>2026-01-23</w:t>
+      <w:t>2026-01-24</w:t>
       <w:br/>
       <w:br/>
     </w:r>

--- a/klagomål/A 433-2026 FSC-klagomål.docx
+++ b/klagomål/A 433-2026 FSC-klagomål.docx
@@ -664,7 +664,7 @@
     <w:r>
       <w:tab/>
       <w:tab/>
-      <w:t>2026-01-24</w:t>
+      <w:t>2026-01-25</w:t>
       <w:br/>
       <w:br/>
     </w:r>

--- a/klagomål/A 433-2026 FSC-klagomål.docx
+++ b/klagomål/A 433-2026 FSC-klagomål.docx
@@ -664,7 +664,7 @@
     <w:r>
       <w:tab/>
       <w:tab/>
-      <w:t>2026-01-25</w:t>
+      <w:t>2026-01-26</w:t>
       <w:br/>
       <w:br/>
     </w:r>

--- a/klagomål/A 433-2026 FSC-klagomål.docx
+++ b/klagomål/A 433-2026 FSC-klagomål.docx
@@ -664,7 +664,7 @@
     <w:r>
       <w:tab/>
       <w:tab/>
-      <w:t>2026-01-26</w:t>
+      <w:t>2026-01-27</w:t>
       <w:br/>
       <w:br/>
     </w:r>

--- a/klagomål/A 433-2026 FSC-klagomål.docx
+++ b/klagomål/A 433-2026 FSC-klagomål.docx
@@ -664,7 +664,7 @@
     <w:r>
       <w:tab/>
       <w:tab/>
-      <w:t>2026-01-27</w:t>
+      <w:t>2026-01-28</w:t>
       <w:br/>
       <w:br/>
     </w:r>

--- a/klagomål/A 433-2026 FSC-klagomål.docx
+++ b/klagomål/A 433-2026 FSC-klagomål.docx
@@ -112,7 +112,7 @@
         <w:pStyle w:val="ListBullet"/>
       </w:pPr>
       <w:r>
-        <w:t>Om ett ombud (tex Norra skog eller Mellanskog) avverkningsanmäler en skog med naturvärden motsvarande nyckelbiotops kvalité men markägaren inte är FSC certifierad, bör du skicka in ett FSC kontrollerat virke klagomål. Då ska klagomålet skickas till ombudsföretaget.</w:t>
+        <w:t>Om ett ombud (tex Norra skog eller Mellanskog) avverkningsanmäler en skog med naturvärden motsvarande nyckelbiotops kvalitet men markägaren inte är FSC certifierad, bör du skicka in ett FSC kontrollerat virke klagomål. Då ska klagomålet skickas till ombudsföretaget.</w:t>
       </w:r>
     </w:p>
     <w:p>
@@ -244,6 +244,35 @@
       </w:pPr>
       <w:r>
         <w:t>Figur 1. Fyndplatser för naturvårdsarter i det avverkningsanmälda området (röd linje). Markörer utan svart kant är placerade på fyndplatsen. Markörer med svart kant är placerade vid sidan av fyndplatsen och har ett svart streck som visar fyndplatsens exakta position. Kartans mittpunktskoordinat är N 6402107, E 593387 i SWEREF 99 TM.</w:t>
+      </w:r>
+    </w:p>
+    <w:p>
+      <w:r>
+        <w:rPr>
+          <w:b/>
+        </w:rPr>
+        <w:t>Slåtterfibbla (NT)</w:t>
+      </w:r>
+      <w:r>
+        <w:t xml:space="preserve"> är typisk art för </w:t>
+      </w:r>
+      <w:r>
+        <w:rPr>
+          <w:i/>
+        </w:rPr>
+        <w:t xml:space="preserve">9060 Åsbarrskog, 9070 Trädklädd betesmark, 6530 Lövängar, 1610 Åsöar i Östersjön, 6230 Stagg-gräsmarker, 6270 Silikatgräsmarker </w:t>
+      </w:r>
+      <w:r>
+        <w:t>och</w:t>
+      </w:r>
+      <w:r>
+        <w:rPr>
+          <w:i/>
+        </w:rPr>
+        <w:t xml:space="preserve"> 6510 Slåtterängar i låglandet </w:t>
+      </w:r>
+      <w:r>
+        <w:t>(SLU Artdatabanken, 2025).</w:t>
       </w:r>
     </w:p>
     <w:p>
@@ -664,7 +693,7 @@
     <w:r>
       <w:tab/>
       <w:tab/>
-      <w:t>2026-01-28</w:t>
+      <w:t>2026-01-29</w:t>
       <w:br/>
       <w:br/>
     </w:r>

--- a/klagomål/A 433-2026 FSC-klagomål.docx
+++ b/klagomål/A 433-2026 FSC-klagomål.docx
@@ -693,7 +693,7 @@
     <w:r>
       <w:tab/>
       <w:tab/>
-      <w:t>2026-01-29</w:t>
+      <w:t>2026-01-30</w:t>
       <w:br/>
       <w:br/>
     </w:r>

--- a/klagomål/A 433-2026 FSC-klagomål.docx
+++ b/klagomål/A 433-2026 FSC-klagomål.docx
@@ -693,7 +693,7 @@
     <w:r>
       <w:tab/>
       <w:tab/>
-      <w:t>2026-01-30</w:t>
+      <w:t>2026-01-31</w:t>
       <w:br/>
       <w:br/>
     </w:r>

--- a/klagomål/A 433-2026 FSC-klagomål.docx
+++ b/klagomål/A 433-2026 FSC-klagomål.docx
@@ -713,7 +713,7 @@
     <w:r>
       <w:tab/>
       <w:tab/>
-      <w:t>2026-03-01</w:t>
+      <w:t>2026-03-02</w:t>
       <w:br/>
       <w:br/>
     </w:r>

--- a/klagomål/A 433-2026 FSC-klagomål.docx
+++ b/klagomål/A 433-2026 FSC-klagomål.docx
@@ -713,7 +713,7 @@
     <w:r>
       <w:tab/>
       <w:tab/>
-      <w:t>2026-03-02</w:t>
+      <w:t>2026-03-03</w:t>
       <w:br/>
       <w:br/>
     </w:r>

--- a/klagomål/A 433-2026 FSC-klagomål.docx
+++ b/klagomål/A 433-2026 FSC-klagomål.docx
@@ -713,7 +713,7 @@
     <w:r>
       <w:tab/>
       <w:tab/>
-      <w:t>2026-03-03</w:t>
+      <w:t>2026-03-04</w:t>
       <w:br/>
       <w:br/>
     </w:r>

--- a/klagomål/A 433-2026 FSC-klagomål.docx
+++ b/klagomål/A 433-2026 FSC-klagomål.docx
@@ -713,7 +713,7 @@
     <w:r>
       <w:tab/>
       <w:tab/>
-      <w:t>2026-03-04</w:t>
+      <w:t>2026-03-05</w:t>
       <w:br/>
       <w:br/>
     </w:r>

--- a/klagomål/A 433-2026 FSC-klagomål.docx
+++ b/klagomål/A 433-2026 FSC-klagomål.docx
@@ -713,7 +713,7 @@
     <w:r>
       <w:tab/>
       <w:tab/>
-      <w:t>2026-03-05</w:t>
+      <w:t>2026-03-06</w:t>
       <w:br/>
       <w:br/>
     </w:r>

--- a/klagomål/A 433-2026 FSC-klagomål.docx
+++ b/klagomål/A 433-2026 FSC-klagomål.docx
@@ -713,7 +713,7 @@
     <w:r>
       <w:tab/>
       <w:tab/>
-      <w:t>2026-03-06</w:t>
+      <w:t>2026-03-07</w:t>
       <w:br/>
       <w:br/>
     </w:r>

--- a/klagomål/A 433-2026 FSC-klagomål.docx
+++ b/klagomål/A 433-2026 FSC-klagomål.docx
@@ -713,7 +713,7 @@
     <w:r>
       <w:tab/>
       <w:tab/>
-      <w:t>2026-03-07</w:t>
+      <w:t>2026-03-08</w:t>
       <w:br/>
       <w:br/>
     </w:r>

--- a/klagomål/A 433-2026 FSC-klagomål.docx
+++ b/klagomål/A 433-2026 FSC-klagomål.docx
@@ -713,7 +713,7 @@
     <w:r>
       <w:tab/>
       <w:tab/>
-      <w:t>2026-03-08</w:t>
+      <w:t>2026-03-09</w:t>
       <w:br/>
       <w:br/>
     </w:r>

--- a/klagomål/A 433-2026 FSC-klagomål.docx
+++ b/klagomål/A 433-2026 FSC-klagomål.docx
@@ -713,7 +713,7 @@
     <w:r>
       <w:tab/>
       <w:tab/>
-      <w:t>2026-03-09</w:t>
+      <w:t>2026-03-10</w:t>
       <w:br/>
       <w:br/>
     </w:r>

--- a/klagomål/A 433-2026 FSC-klagomål.docx
+++ b/klagomål/A 433-2026 FSC-klagomål.docx
@@ -713,7 +713,7 @@
     <w:r>
       <w:tab/>
       <w:tab/>
-      <w:t>2026-03-10</w:t>
+      <w:t>2026-03-11</w:t>
       <w:br/>
       <w:br/>
     </w:r>

--- a/klagomål/A 433-2026 FSC-klagomål.docx
+++ b/klagomål/A 433-2026 FSC-klagomål.docx
@@ -713,7 +713,7 @@
     <w:r>
       <w:tab/>
       <w:tab/>
-      <w:t>2026-03-11</w:t>
+      <w:t>2026-03-12</w:t>
       <w:br/>
       <w:br/>
     </w:r>

--- a/klagomål/A 433-2026 FSC-klagomål.docx
+++ b/klagomål/A 433-2026 FSC-klagomål.docx
@@ -713,7 +713,7 @@
     <w:r>
       <w:tab/>
       <w:tab/>
-      <w:t>2026-03-12</w:t>
+      <w:t>2026-03-13</w:t>
       <w:br/>
       <w:br/>
     </w:r>

--- a/klagomål/A 433-2026 FSC-klagomål.docx
+++ b/klagomål/A 433-2026 FSC-klagomål.docx
@@ -713,7 +713,7 @@
     <w:r>
       <w:tab/>
       <w:tab/>
-      <w:t>2026-03-13</w:t>
+      <w:t>2026-03-16</w:t>
       <w:br/>
       <w:br/>
     </w:r>

--- a/klagomål/A 433-2026 FSC-klagomål.docx
+++ b/klagomål/A 433-2026 FSC-klagomål.docx
@@ -713,7 +713,7 @@
     <w:r>
       <w:tab/>
       <w:tab/>
-      <w:t>2026-03-16</w:t>
+      <w:t>2026-03-17</w:t>
       <w:br/>
       <w:br/>
     </w:r>

--- a/klagomål/A 433-2026 FSC-klagomål.docx
+++ b/klagomål/A 433-2026 FSC-klagomål.docx
@@ -713,7 +713,7 @@
     <w:r>
       <w:tab/>
       <w:tab/>
-      <w:t>2026-03-17</w:t>
+      <w:t>2026-03-18</w:t>
       <w:br/>
       <w:br/>
     </w:r>

--- a/klagomål/A 433-2026 FSC-klagomål.docx
+++ b/klagomål/A 433-2026 FSC-klagomål.docx
@@ -713,7 +713,7 @@
     <w:r>
       <w:tab/>
       <w:tab/>
-      <w:t>2026-03-18</w:t>
+      <w:t>2026-03-19</w:t>
       <w:br/>
       <w:br/>
     </w:r>

--- a/klagomål/A 433-2026 FSC-klagomål.docx
+++ b/klagomål/A 433-2026 FSC-klagomål.docx
@@ -713,7 +713,7 @@
     <w:r>
       <w:tab/>
       <w:tab/>
-      <w:t>2026-03-19</w:t>
+      <w:t>2026-03-20</w:t>
       <w:br/>
       <w:br/>
     </w:r>

--- a/klagomål/A 433-2026 FSC-klagomål.docx
+++ b/klagomål/A 433-2026 FSC-klagomål.docx
@@ -713,7 +713,7 @@
     <w:r>
       <w:tab/>
       <w:tab/>
-      <w:t>2026-03-20</w:t>
+      <w:t>2026-03-21</w:t>
       <w:br/>
       <w:br/>
     </w:r>

--- a/klagomål/A 433-2026 FSC-klagomål.docx
+++ b/klagomål/A 433-2026 FSC-klagomål.docx
@@ -713,7 +713,7 @@
     <w:r>
       <w:tab/>
       <w:tab/>
-      <w:t>2026-03-21</w:t>
+      <w:t>2026-03-22</w:t>
       <w:br/>
       <w:br/>
     </w:r>

--- a/klagomål/A 433-2026 FSC-klagomål.docx
+++ b/klagomål/A 433-2026 FSC-klagomål.docx
@@ -713,7 +713,7 @@
     <w:r>
       <w:tab/>
       <w:tab/>
-      <w:t>2026-03-22</w:t>
+      <w:t>2026-03-23</w:t>
       <w:br/>
       <w:br/>
     </w:r>

--- a/klagomål/A 433-2026 FSC-klagomål.docx
+++ b/klagomål/A 433-2026 FSC-klagomål.docx
@@ -713,7 +713,7 @@
     <w:r>
       <w:tab/>
       <w:tab/>
-      <w:t>2026-03-23</w:t>
+      <w:t>2026-03-24</w:t>
       <w:br/>
       <w:br/>
     </w:r>

--- a/klagomål/A 433-2026 FSC-klagomål.docx
+++ b/klagomål/A 433-2026 FSC-klagomål.docx
@@ -713,7 +713,7 @@
     <w:r>
       <w:tab/>
       <w:tab/>
-      <w:t>2026-03-24</w:t>
+      <w:t>2026-03-25</w:t>
       <w:br/>
       <w:br/>
     </w:r>

--- a/klagomål/A 433-2026 FSC-klagomål.docx
+++ b/klagomål/A 433-2026 FSC-klagomål.docx
@@ -713,7 +713,7 @@
     <w:r>
       <w:tab/>
       <w:tab/>
-      <w:t>2026-03-25</w:t>
+      <w:t>2026-03-26</w:t>
       <w:br/>
       <w:br/>
     </w:r>

--- a/klagomål/A 433-2026 FSC-klagomål.docx
+++ b/klagomål/A 433-2026 FSC-klagomål.docx
@@ -713,7 +713,7 @@
     <w:r>
       <w:tab/>
       <w:tab/>
-      <w:t>2026-03-26</w:t>
+      <w:t>2026-03-27</w:t>
       <w:br/>
       <w:br/>
     </w:r>

--- a/klagomål/A 433-2026 FSC-klagomål.docx
+++ b/klagomål/A 433-2026 FSC-klagomål.docx
@@ -713,7 +713,7 @@
     <w:r>
       <w:tab/>
       <w:tab/>
-      <w:t>2026-03-27</w:t>
+      <w:t>2026-03-28</w:t>
       <w:br/>
       <w:br/>
     </w:r>

--- a/klagomål/A 433-2026 FSC-klagomål.docx
+++ b/klagomål/A 433-2026 FSC-klagomål.docx
@@ -713,7 +713,7 @@
     <w:r>
       <w:tab/>
       <w:tab/>
-      <w:t>2026-03-28</w:t>
+      <w:t>2026-03-29</w:t>
       <w:br/>
       <w:br/>
     </w:r>

--- a/klagomål/A 433-2026 FSC-klagomål.docx
+++ b/klagomål/A 433-2026 FSC-klagomål.docx
@@ -713,7 +713,7 @@
     <w:r>
       <w:tab/>
       <w:tab/>
-      <w:t>2026-04-14</w:t>
+      <w:t>2026-04-15</w:t>
       <w:br/>
       <w:br/>
     </w:r>

--- a/klagomål/A 433-2026 FSC-klagomål.docx
+++ b/klagomål/A 433-2026 FSC-klagomål.docx
@@ -713,7 +713,7 @@
     <w:r>
       <w:tab/>
       <w:tab/>
-      <w:t>2026-04-15</w:t>
+      <w:t>2026-04-16</w:t>
       <w:br/>
       <w:br/>
     </w:r>

--- a/klagomål/A 433-2026 FSC-klagomål.docx
+++ b/klagomål/A 433-2026 FSC-klagomål.docx
@@ -713,7 +713,7 @@
     <w:r>
       <w:tab/>
       <w:tab/>
-      <w:t>2026-04-16</w:t>
+      <w:t>2026-04-17</w:t>
       <w:br/>
       <w:br/>
     </w:r>

--- a/klagomål/A 433-2026 FSC-klagomål.docx
+++ b/klagomål/A 433-2026 FSC-klagomål.docx
@@ -713,7 +713,7 @@
     <w:r>
       <w:tab/>
       <w:tab/>
-      <w:t>2026-04-17</w:t>
+      <w:t>2026-04-18</w:t>
       <w:br/>
       <w:br/>
     </w:r>

--- a/klagomål/A 433-2026 FSC-klagomål.docx
+++ b/klagomål/A 433-2026 FSC-klagomål.docx
@@ -713,7 +713,7 @@
     <w:r>
       <w:tab/>
       <w:tab/>
-      <w:t>2026-04-18</w:t>
+      <w:t>2026-04-19</w:t>
       <w:br/>
       <w:br/>
     </w:r>

--- a/klagomål/A 433-2026 FSC-klagomål.docx
+++ b/klagomål/A 433-2026 FSC-klagomål.docx
@@ -713,7 +713,7 @@
     <w:r>
       <w:tab/>
       <w:tab/>
-      <w:t>2026-04-19</w:t>
+      <w:t>2026-04-20</w:t>
       <w:br/>
       <w:br/>
     </w:r>

--- a/klagomål/A 433-2026 FSC-klagomål.docx
+++ b/klagomål/A 433-2026 FSC-klagomål.docx
@@ -713,7 +713,7 @@
     <w:r>
       <w:tab/>
       <w:tab/>
-      <w:t>2026-04-20</w:t>
+      <w:t>2026-04-21</w:t>
       <w:br/>
       <w:br/>
     </w:r>

--- a/klagomål/A 433-2026 FSC-klagomål.docx
+++ b/klagomål/A 433-2026 FSC-klagomål.docx
@@ -713,7 +713,7 @@
     <w:r>
       <w:tab/>
       <w:tab/>
-      <w:t>2026-04-21</w:t>
+      <w:t>2026-04-22</w:t>
       <w:br/>
       <w:br/>
     </w:r>

--- a/klagomål/A 433-2026 FSC-klagomål.docx
+++ b/klagomål/A 433-2026 FSC-klagomål.docx
@@ -713,7 +713,7 @@
     <w:r>
       <w:tab/>
       <w:tab/>
-      <w:t>2026-04-22</w:t>
+      <w:t>2026-04-23</w:t>
       <w:br/>
       <w:br/>
     </w:r>

--- a/klagomål/A 433-2026 FSC-klagomål.docx
+++ b/klagomål/A 433-2026 FSC-klagomål.docx
@@ -713,7 +713,7 @@
     <w:r>
       <w:tab/>
       <w:tab/>
-      <w:t>2026-04-23</w:t>
+      <w:t>2026-04-24</w:t>
       <w:br/>
       <w:br/>
     </w:r>

--- a/klagomål/A 433-2026 FSC-klagomål.docx
+++ b/klagomål/A 433-2026 FSC-klagomål.docx
@@ -713,7 +713,7 @@
     <w:r>
       <w:tab/>
       <w:tab/>
-      <w:t>2026-04-24</w:t>
+      <w:t>2026-04-25</w:t>
       <w:br/>
       <w:br/>
     </w:r>

--- a/klagomål/A 433-2026 FSC-klagomål.docx
+++ b/klagomål/A 433-2026 FSC-klagomål.docx
@@ -713,7 +713,7 @@
     <w:r>
       <w:tab/>
       <w:tab/>
-      <w:t>2026-04-25</w:t>
+      <w:t>2026-04-26</w:t>
       <w:br/>
       <w:br/>
     </w:r>

--- a/klagomål/A 433-2026 FSC-klagomål.docx
+++ b/klagomål/A 433-2026 FSC-klagomål.docx
@@ -713,7 +713,7 @@
     <w:r>
       <w:tab/>
       <w:tab/>
-      <w:t>2026-04-26</w:t>
+      <w:t>2026-04-27</w:t>
       <w:br/>
       <w:br/>
     </w:r>

--- a/klagomål/A 433-2026 FSC-klagomål.docx
+++ b/klagomål/A 433-2026 FSC-klagomål.docx
@@ -713,7 +713,7 @@
     <w:r>
       <w:tab/>
       <w:tab/>
-      <w:t>2026-04-27</w:t>
+      <w:t>2026-04-28</w:t>
       <w:br/>
       <w:br/>
     </w:r>

--- a/klagomål/A 433-2026 FSC-klagomål.docx
+++ b/klagomål/A 433-2026 FSC-klagomål.docx
@@ -713,7 +713,7 @@
     <w:r>
       <w:tab/>
       <w:tab/>
-      <w:t>2026-04-28</w:t>
+      <w:t>2026-04-29</w:t>
       <w:br/>
       <w:br/>
     </w:r>

--- a/klagomål/A 433-2026 FSC-klagomål.docx
+++ b/klagomål/A 433-2026 FSC-klagomål.docx
@@ -713,7 +713,7 @@
     <w:r>
       <w:tab/>
       <w:tab/>
-      <w:t>2026-04-29</w:t>
+      <w:t>2026-04-30</w:t>
       <w:br/>
       <w:br/>
     </w:r>

--- a/klagomål/A 433-2026 FSC-klagomål.docx
+++ b/klagomål/A 433-2026 FSC-klagomål.docx
@@ -713,7 +713,7 @@
     <w:r>
       <w:tab/>
       <w:tab/>
-      <w:t>2026-04-30</w:t>
+      <w:t>2026-05-01</w:t>
       <w:br/>
       <w:br/>
     </w:r>

--- a/klagomål/A 433-2026 FSC-klagomål.docx
+++ b/klagomål/A 433-2026 FSC-klagomål.docx
@@ -713,7 +713,7 @@
     <w:r>
       <w:tab/>
       <w:tab/>
-      <w:t>2026-05-01</w:t>
+      <w:t>2026-05-02</w:t>
       <w:br/>
       <w:br/>
     </w:r>

--- a/klagomål/A 433-2026 FSC-klagomål.docx
+++ b/klagomål/A 433-2026 FSC-klagomål.docx
@@ -713,7 +713,7 @@
     <w:r>
       <w:tab/>
       <w:tab/>
-      <w:t>2026-05-02</w:t>
+      <w:t>2026-05-03</w:t>
       <w:br/>
       <w:br/>
     </w:r>

--- a/klagomål/A 433-2026 FSC-klagomål.docx
+++ b/klagomål/A 433-2026 FSC-klagomål.docx
@@ -713,7 +713,7 @@
     <w:r>
       <w:tab/>
       <w:tab/>
-      <w:t>2026-05-16</w:t>
+      <w:t>2026-05-17</w:t>
       <w:br/>
       <w:br/>
     </w:r>

--- a/klagomål/A 433-2026 FSC-klagomål.docx
+++ b/klagomål/A 433-2026 FSC-klagomål.docx
@@ -713,7 +713,7 @@
     <w:r>
       <w:tab/>
       <w:tab/>
-      <w:t>2026-05-17</w:t>
+      <w:t>2026-05-18</w:t>
       <w:br/>
       <w:br/>
     </w:r>
